--- a/facilitator-guide-raci-decision-log.docx
+++ b/facilitator-guide-raci-decision-log.docx
@@ -858,6 +858,97 @@
       </w:r>
       <w:r>
         <w:t xml:space="preserve"> after every iteration. Inside the project, teams use the lifecycle tools (Team Charter, Prioritisation, Sprint Planning and Review) and the break-down tools.</w:t>
+      </w:r>
+    </w:p>
+    <w:p>
+      <w:pPr>
+        <w:pStyle w:val="Heading1"/>
+      </w:pPr>
+      <w:r>
+        <w:t xml:space="preserve">Recreate it in your whiteboard</w:t>
+      </w:r>
+    </w:p>
+    <w:p>
+      <w:pPr>
+        <w:pStyle w:val="Small"/>
+      </w:pPr>
+      <w:r>
+        <w:t xml:space="preserve">Paste this into your whiteboard's AI assistant (for example Miro AI or Atlassian Rovo) or a general assistant, to get an editable, native version of the board. Results vary by tool, so expect to tidy it up. For an exact copy, import the SVG as a locked background instead.</w:t>
+      </w:r>
+    </w:p>
+    <w:p>
+      <w:r>
+        <w:t xml:space="preserve">Create an editable whiteboard for “RACI &amp; Decision Log”, a workshop board.</w:t>
+      </w:r>
+    </w:p>
+    <w:p>
+      <w:r>
+        <w:t xml:space="preserve">Purpose: Agree who does, owns, advises on and hears about each piece of work, and keep a record of key decisions.</w:t>
+      </w:r>
+    </w:p>
+    <w:p>
+      <w:r>
+        <w:t xml:space="preserve">Layout: a wide landscape board (about 16:11). Make one frame per section below, placed as described. In each frame, add the section name as a heading, then its content as short text labels or empty fields to fill in. Leave space in each frame for sticky notes. Use the header colour given. Keep the wording as written and don't add extra content.</w:t>
+      </w:r>
+    </w:p>
+    <w:p>
+      <w:r>
+        <w:t xml:space="preserve">Header fields to fill in: Project, Date</w:t>
+      </w:r>
+    </w:p>
+    <w:p>
+      <w:r>
+        <w:t xml:space="preserve">Sections:</w:t>
+      </w:r>
+    </w:p>
+    <w:p>
+      <w:r>
+        <w:t xml:space="preserve">1. RACI Matrix: top full width, about 100% wide and 50% tall; header colour blue.</w:t>
+      </w:r>
+    </w:p>
+    <w:p>
+      <w:r>
+        <w:t xml:space="preserve">   Subtitle: R responsible · a accountable (one only) · c consulted · i informed</w:t>
+      </w:r>
+    </w:p>
+    <w:p>
+      <w:r>
+        <w:t xml:space="preserve">   Content: Role 1: · Role 2: · Role 3: · Role 4: · Role 5: · Role 6: · Role 7: · Role 8: · Work, deliverable or decision:</w:t>
+      </w:r>
+    </w:p>
+    <w:p>
+      <w:r>
+        <w:t xml:space="preserve">2. Check the Matrix: middle full width, about 100% wide and 10% tall; header colour amber.</w:t>
+      </w:r>
+    </w:p>
+    <w:p>
+      <w:r>
+        <w:t xml:space="preserve">   Content: Exactly one A in every row · Every row has at least one R · Few Cs: each one slows a decision · No one is R for everything · The people named have agreed</w:t>
+      </w:r>
+    </w:p>
+    <w:p>
+      <w:r>
+        <w:t xml:space="preserve">3. Decision Log: bottom full width, about 100% wide and 35% tall; header colour purple.</w:t>
+      </w:r>
+    </w:p>
+    <w:p>
+      <w:r>
+        <w:t xml:space="preserve">   Subtitle: What we decided, why, and when to revisit</w:t>
+      </w:r>
+    </w:p>
+    <w:p>
+      <w:r>
+        <w:t xml:space="preserve">   Content: # · Date: · Decision: · Options considered: · Why: · Decided by: · Revisit when:</w:t>
+      </w:r>
+    </w:p>
+    <w:p>
+      <w:r>
+        <w:t xml:space="preserve">Footer questions: “Who is accountable for this, just one person?” “Why did we decide that, and what would make us revisit it?”</w:t>
+      </w:r>
+    </w:p>
+    <w:p>
+      <w:r>
+        <w:t xml:space="preserve">Original board for reference: https://eparker71.github.io/agile-ways-of-working/raci-decision-log-board.html</w:t>
       </w:r>
     </w:p>
     <w:p>

--- a/facilitator-guide-raci-decision-log.docx
+++ b/facilitator-guide-raci-decision-log.docx
@@ -247,7 +247,7 @@
         </w:numPr>
       </w:pPr>
       <w:r>
-        <w:t xml:space="preserve">Print the board at A3, or load the SVG as a digital background</w:t>
+        <w:t xml:space="preserve">Print the board at A3 or 11×17, or load the SVG as a digital background</w:t>
       </w:r>
     </w:p>
     <w:p>

--- a/facilitator-guide-raci-decision-log.docx
+++ b/facilitator-guide-raci-decision-log.docx
@@ -908,7 +908,7 @@
     </w:p>
     <w:p>
       <w:r>
-        <w:t xml:space="preserve">   Subtitle: R responsible · a accountable (one only) · c consulted · i informed</w:t>
+        <w:t xml:space="preserve">   Subtitle: R responsible · A accountable (one only) · C consulted · I informed</w:t>
       </w:r>
     </w:p>
     <w:p>
